--- a/templates/Contrato de Rede.docx
+++ b/templates/Contrato de Rede.docx
@@ -56,21 +56,7 @@
         <w:rPr>
           <w:rFonts w:asciiTheme="minorHAnsi" w:hAnsiTheme="minorHAnsi" w:cstheme="minorHAnsi"/>
         </w:rPr>
-        <w:t xml:space="preserve">(7.02 – Execução, por administração, empreitada ou subempreitada, de obras de construção civil, hidráulica ou elétrica e de outras obras semelhantes, inclusive sondagem, perfuração de poços, escavação, drenagem e irrigação, terraplanagem, pavimentação, </w:t>
-      </w:r>
-      <w:proofErr w:type="spellStart"/>
-      <w:r>
-        <w:rPr>
-          <w:rFonts w:asciiTheme="minorHAnsi" w:hAnsiTheme="minorHAnsi" w:cstheme="minorHAnsi"/>
-        </w:rPr>
-        <w:t>concretagem</w:t>
-      </w:r>
-      <w:proofErr w:type="spellEnd"/>
-      <w:r>
-        <w:rPr>
-          <w:rFonts w:asciiTheme="minorHAnsi" w:hAnsiTheme="minorHAnsi" w:cstheme="minorHAnsi"/>
-        </w:rPr>
-        <w:t xml:space="preserve"> e a instalação e montagem de produtos, peças e equipamentos (exceto o fornecimento de mercadorias produzidas pelo prestador de serviços fora do local da prestação dos serviços, que fica sujeito ao ICMS).</w:t>
+        <w:t>(7.02 – Execução, por administração, empreitada ou subempreitada, de obras de construção civil, hidráulica ou elétrica e de outras obras semelhantes, inclusive sondagem, perfuração de poços, escavação, drenagem e irrigação, terraplanagem, pavimentação, concretagem e a instalação e montagem de produtos, peças e equipamentos (exceto o fornecimento de mercadorias produzidas pelo prestador de serviços fora do local da prestação dos serviços, que fica sujeito ao ICMS).</w:t>
       </w:r>
     </w:p>
     <w:p>
@@ -120,19 +106,11 @@
         </w:rPr>
         <w:t xml:space="preserve"> Sr.(a) </w:t>
       </w:r>
-      <w:proofErr w:type="gramStart"/>
-      <w:r>
-        <w:rPr>
-          <w:sz w:val="23"/>
-        </w:rPr>
-        <w:t>{{ nome</w:t>
-      </w:r>
-      <w:proofErr w:type="gramEnd"/>
-      <w:r>
-        <w:rPr>
-          <w:sz w:val="23"/>
-        </w:rPr>
-        <w:t xml:space="preserve"> }}</w:t>
+      <w:r>
+        <w:rPr>
+          <w:sz w:val="23"/>
+        </w:rPr>
+        <w:t>{{ nome }}</w:t>
       </w:r>
       <w:r>
         <w:rPr>
@@ -144,7 +122,19 @@
         <w:rPr>
           <w:sz w:val="23"/>
         </w:rPr>
-        <w:t>{{endereço}}</w:t>
+        <w:t>{{endere</w:t>
+      </w:r>
+      <w:r>
+        <w:rPr>
+          <w:sz w:val="23"/>
+        </w:rPr>
+        <w:t>c</w:t>
+      </w:r>
+      <w:r>
+        <w:rPr>
+          <w:sz w:val="23"/>
+        </w:rPr>
+        <w:t>o}}</w:t>
       </w:r>
       <w:r>
         <w:rPr>
@@ -168,21 +158,7 @@
         <w:rPr>
           <w:sz w:val="23"/>
         </w:rPr>
-        <w:t>{{</w:t>
-      </w:r>
-      <w:proofErr w:type="spellStart"/>
-      <w:r>
-        <w:rPr>
-          <w:sz w:val="23"/>
-        </w:rPr>
-        <w:t>cpf_cnpj</w:t>
-      </w:r>
-      <w:proofErr w:type="spellEnd"/>
-      <w:r>
-        <w:rPr>
-          <w:sz w:val="23"/>
-        </w:rPr>
-        <w:t>}}</w:t>
+        <w:t>{{cpf_cnpj}}</w:t>
       </w:r>
       <w:r>
         <w:rPr>
@@ -248,16 +224,8 @@
         <w:rPr>
           <w:sz w:val="23"/>
         </w:rPr>
-        <w:t xml:space="preserve">Comandante </w:t>
-      </w:r>
-      <w:proofErr w:type="spellStart"/>
-      <w:r>
-        <w:rPr>
-          <w:sz w:val="23"/>
-        </w:rPr>
-        <w:t>Caleffi</w:t>
-      </w:r>
-      <w:proofErr w:type="spellEnd"/>
+        <w:t>Comandante Caleffi</w:t>
+      </w:r>
       <w:r>
         <w:rPr>
           <w:sz w:val="23"/>
@@ -661,109 +629,124 @@
         <w:rPr>
           <w:sz w:val="23"/>
         </w:rPr>
+        <w:t>R$ {{valor_</w:t>
+      </w:r>
+      <w:r>
+        <w:rPr>
+          <w:sz w:val="23"/>
+        </w:rPr>
+        <w:t>da_</w:t>
+      </w:r>
+      <w:r>
+        <w:rPr>
+          <w:sz w:val="23"/>
+        </w:rPr>
+        <w:t>obra}}</w:t>
+      </w:r>
+      <w:r>
+        <w:rPr>
+          <w:sz w:val="23"/>
+        </w:rPr>
+        <w:t xml:space="preserve"> </w:t>
+      </w:r>
+      <w:r>
+        <w:rPr>
+          <w:sz w:val="23"/>
+        </w:rPr>
+        <w:t>({{</w:t>
+      </w:r>
+      <w:r>
+        <w:rPr>
+          <w:sz w:val="23"/>
+          <w:lang w:val="pt-BR"/>
+        </w:rPr>
+        <w:t>valor_extenso</w:t>
+      </w:r>
+      <w:r>
+        <w:rPr>
+          <w:sz w:val="23"/>
+          <w:lang w:val="pt-BR"/>
+        </w:rPr>
+        <w:t>}})</w:t>
+      </w:r>
+      <w:r>
+        <w:rPr>
+          <w:sz w:val="23"/>
+        </w:rPr>
+        <w:t xml:space="preserve"> que ocorrera da seguinte forma:</w:t>
+      </w:r>
+    </w:p>
+    <w:p>
+      <w:pPr>
+        <w:pStyle w:val="Corpodetexto"/>
+        <w:spacing w:before="10"/>
+        <w:rPr>
+          <w:sz w:val="23"/>
+        </w:rPr>
+      </w:pPr>
+    </w:p>
+    <w:p>
+      <w:pPr>
+        <w:pStyle w:val="Corpodetexto"/>
+        <w:spacing w:before="10"/>
+        <w:rPr>
+          <w:sz w:val="23"/>
+        </w:rPr>
+      </w:pPr>
+      <w:r>
+        <w:rPr>
+          <w:sz w:val="23"/>
+        </w:rPr>
+        <w:t xml:space="preserve">Pagamento </w:t>
+      </w:r>
+      <w:r>
+        <w:rPr>
+          <w:sz w:val="23"/>
+        </w:rPr>
         <w:t>R$ {{</w:t>
       </w:r>
-      <w:proofErr w:type="spellStart"/>
-      <w:r>
-        <w:rPr>
-          <w:sz w:val="23"/>
-        </w:rPr>
-        <w:t>valor_obra</w:t>
-      </w:r>
-      <w:proofErr w:type="spellEnd"/>
-      <w:r>
-        <w:rPr>
-          <w:sz w:val="23"/>
-        </w:rPr>
-        <w:t xml:space="preserve">}} </w:t>
-      </w:r>
-      <w:proofErr w:type="gramStart"/>
-      <w:r>
-        <w:rPr>
-          <w:sz w:val="23"/>
-        </w:rPr>
-        <w:t>(</w:t>
-      </w:r>
-      <w:r>
-        <w:rPr>
-          <w:sz w:val="23"/>
-        </w:rPr>
-        <w:t xml:space="preserve"> #</w:t>
-      </w:r>
-      <w:proofErr w:type="gramEnd"/>
-      <w:r>
-        <w:rPr>
-          <w:sz w:val="23"/>
-        </w:rPr>
-        <w:t>POR_EXTENSO) que ocorrera da seguinte forma:</w:t>
-      </w:r>
-    </w:p>
-    <w:p>
-      <w:pPr>
-        <w:pStyle w:val="Corpodetexto"/>
-        <w:spacing w:before="10"/>
-        <w:rPr>
-          <w:sz w:val="23"/>
-        </w:rPr>
-      </w:pPr>
-    </w:p>
-    <w:p>
-      <w:pPr>
-        <w:pStyle w:val="Corpodetexto"/>
-        <w:spacing w:before="10"/>
-        <w:rPr>
-          <w:sz w:val="23"/>
-        </w:rPr>
-      </w:pPr>
-      <w:r>
-        <w:rPr>
-          <w:sz w:val="23"/>
-        </w:rPr>
-        <w:t xml:space="preserve">Pagamento </w:t>
-      </w:r>
-      <w:r>
-        <w:rPr>
-          <w:sz w:val="23"/>
-        </w:rPr>
-        <w:t>R$ {{</w:t>
-      </w:r>
-      <w:proofErr w:type="spellStart"/>
-      <w:r>
-        <w:rPr>
-          <w:sz w:val="23"/>
-        </w:rPr>
-        <w:t>valor_obra</w:t>
-      </w:r>
-      <w:proofErr w:type="spellEnd"/>
-      <w:r>
-        <w:rPr>
-          <w:sz w:val="23"/>
-        </w:rPr>
-        <w:t xml:space="preserve">}} </w:t>
-      </w:r>
-      <w:proofErr w:type="gramStart"/>
-      <w:r>
-        <w:rPr>
-          <w:sz w:val="23"/>
-        </w:rPr>
-        <w:t>(</w:t>
-      </w:r>
-      <w:r>
-        <w:rPr>
-          <w:sz w:val="23"/>
-        </w:rPr>
-        <w:t xml:space="preserve"> #</w:t>
-      </w:r>
-      <w:proofErr w:type="gramEnd"/>
-      <w:r>
-        <w:rPr>
-          <w:sz w:val="23"/>
-        </w:rPr>
-        <w:t>POR_EXTENSO)</w:t>
-      </w:r>
-      <w:r>
-        <w:rPr>
-          <w:sz w:val="23"/>
+      <w:r>
+        <w:rPr>
+          <w:sz w:val="23"/>
+        </w:rPr>
+        <w:t xml:space="preserve"> </w:t>
+      </w:r>
+      <w:r>
+        <w:rPr>
+          <w:sz w:val="23"/>
+        </w:rPr>
+        <w:t xml:space="preserve">valor_da_obra </w:t>
+      </w:r>
+      <w:r>
+        <w:rPr>
+          <w:sz w:val="23"/>
+        </w:rPr>
+        <w:t>}} (</w:t>
+      </w:r>
+      <w:r>
+        <w:rPr>
+          <w:sz w:val="23"/>
+        </w:rPr>
+        <w:t>{{</w:t>
+      </w:r>
+      <w:r>
+        <w:rPr>
+          <w:sz w:val="23"/>
+          <w:lang w:val="pt-BR"/>
+        </w:rPr>
+        <w:t>valor_extenso</w:t>
+      </w:r>
+      <w:r>
+        <w:rPr>
+          <w:sz w:val="23"/>
+          <w:lang w:val="pt-BR"/>
+        </w:rPr>
+        <w:t>}})</w:t>
+      </w:r>
+      <w:r>
+        <w:rPr>
+          <w:sz w:val="23"/>
+          <w:lang w:val="pt-BR"/>
         </w:rPr>
         <w:t xml:space="preserve"> </w:t>
       </w:r>
@@ -993,21 +976,7 @@
           <w:sz w:val="23"/>
         </w:rPr>
         <w:tab/>
-        <w:t xml:space="preserve">Todos os funcionários deverão utilizar </w:t>
-      </w:r>
-      <w:proofErr w:type="spellStart"/>
-      <w:r>
-        <w:rPr>
-          <w:sz w:val="23"/>
-        </w:rPr>
-        <w:t>EPI’s</w:t>
-      </w:r>
-      <w:proofErr w:type="spellEnd"/>
-      <w:r>
-        <w:rPr>
-          <w:sz w:val="23"/>
-        </w:rPr>
-        <w:t xml:space="preserve"> e uniformes e deverão ter curso de capacitação conforme exigência da CELESC;</w:t>
+        <w:t>Todos os funcionários deverão utilizar EPI’s e uniformes e deverão ter curso de capacitação conforme exigência da CELESC;</w:t>
       </w:r>
     </w:p>
     <w:p>
@@ -1160,21 +1129,7 @@
         <w:rPr>
           <w:sz w:val="23"/>
         </w:rPr>
-        <w:t xml:space="preserve">O presente instrumento é pactuado expressamente sem cláusula de arrependimento, não podendo ser rescindido por qualquer das partes. Em caso de descumprimento de qualquer cláusula disposta neste contrato, a parte responsável pelo descumprimento pagará uma multa de 2% (dois por cento) do valor do contrato à parte inocente. Além disto, o contrato se extingue automaticamente com a entrega da obra e o </w:t>
-      </w:r>
-      <w:proofErr w:type="spellStart"/>
-      <w:r>
-        <w:rPr>
-          <w:sz w:val="23"/>
-        </w:rPr>
-        <w:t>respectivo</w:t>
-      </w:r>
-      <w:proofErr w:type="spellEnd"/>
-      <w:r>
-        <w:rPr>
-          <w:sz w:val="23"/>
-        </w:rPr>
-        <w:t xml:space="preserve"> pagamento, independente de qualquer notificação.</w:t>
+        <w:t>O presente instrumento é pactuado expressamente sem cláusula de arrependimento, não podendo ser rescindido por qualquer das partes. Em caso de descumprimento de qualquer cláusula disposta neste contrato, a parte responsável pelo descumprimento pagará uma multa de 2% (dois por cento) do valor do contrato à parte inocente. Além disto, o contrato se extingue automaticamente com a entrega da obra e o respectivo pagamento, independente de qualquer notificação.</w:t>
       </w:r>
     </w:p>
     <w:p>
@@ -1346,25 +1301,19 @@
         <w:rPr>
           <w:sz w:val="23"/>
         </w:rPr>
-        <w:t>{{</w:t>
-      </w:r>
-      <w:r>
-        <w:rPr>
-          <w:sz w:val="23"/>
-        </w:rPr>
-        <w:t>CIDADE</w:t>
-      </w:r>
-      <w:r>
-        <w:rPr>
-          <w:sz w:val="23"/>
-        </w:rPr>
-        <w:t>}}, {{</w:t>
-      </w:r>
-      <w:r>
-        <w:rPr>
-          <w:sz w:val="23"/>
-        </w:rPr>
-        <w:t>DATA</w:t>
+        <w:t>{{cidade}}</w:t>
+      </w:r>
+      <w:r>
+        <w:rPr>
+          <w:sz w:val="23"/>
+        </w:rPr>
+        <w:t>, {{</w:t>
+      </w:r>
+      <w:r>
+        <w:rPr>
+          <w:sz w:val="23"/>
+        </w:rPr>
+        <w:t>data</w:t>
       </w:r>
       <w:r>
         <w:rPr>
@@ -1442,46 +1391,22 @@
         <w:rPr>
           <w:sz w:val="23"/>
         </w:rPr>
-        <w:t>{{</w:t>
-      </w:r>
-      <w:r>
-        <w:rPr>
-          <w:sz w:val="23"/>
-        </w:rPr>
-        <w:t>NOME</w:t>
-      </w:r>
-      <w:r>
-        <w:rPr>
-          <w:sz w:val="23"/>
-        </w:rPr>
-        <w:t>}}</w:t>
-      </w:r>
-    </w:p>
-    <w:p>
-      <w:pPr>
-        <w:pStyle w:val="Corpodetexto"/>
-        <w:spacing w:before="10"/>
-        <w:rPr>
-          <w:sz w:val="23"/>
-        </w:rPr>
-      </w:pPr>
-      <w:r>
-        <w:rPr>
-          <w:sz w:val="23"/>
-        </w:rPr>
-        <w:t>{{</w:t>
-      </w:r>
-      <w:r>
-        <w:rPr>
-          <w:sz w:val="23"/>
-        </w:rPr>
-        <w:t>CPF_CNPJ</w:t>
-      </w:r>
-      <w:r>
-        <w:rPr>
-          <w:sz w:val="23"/>
-        </w:rPr>
-        <w:t>}}</w:t>
+        <w:t>{{ nome }}</w:t>
+      </w:r>
+    </w:p>
+    <w:p>
+      <w:pPr>
+        <w:pStyle w:val="Corpodetexto"/>
+        <w:spacing w:before="10"/>
+        <w:rPr>
+          <w:sz w:val="23"/>
+        </w:rPr>
+      </w:pPr>
+      <w:r>
+        <w:rPr>
+          <w:sz w:val="23"/>
+        </w:rPr>
+        <w:t>{{cpf_cnpj}}</w:t>
       </w:r>
     </w:p>
     <w:p>
@@ -4167,6 +4092,7 @@
   <w:style w:type="character" w:default="1" w:styleId="Fontepargpadro">
     <w:name w:val="Default Paragraph Font"/>
     <w:uiPriority w:val="1"/>
+    <w:semiHidden/>
     <w:unhideWhenUsed/>
   </w:style>
   <w:style w:type="table" w:default="1" w:styleId="Tabelanormal">
